--- a/RFI-Docs/UPI 8-1-24--VA launches expanded burn pit registry with automatic inclusion for many vets.docx
+++ b/RFI-Docs/UPI 8-1-24--VA launches expanded burn pit registry with automatic inclusion for many vets.docx
@@ -4,7 +4,122 @@
   <w:body>
     <w:p>
       <w:pPr>
+        <w:jc w:val="left"/>
+      </w:pPr>
+      <w:r>
+        <w:rPr>
+          <w:color w:val="646464"/>
+          <w:sz w:val="18"/>
+        </w:rPr>
+        <w:t>Document: UPI 8-1-24--VA launches expanded burn pit registry with automatic inclusion for many vets.docx</w:t>
+      </w:r>
+    </w:p>
+    <w:p>
+      <w:pPr>
+        <w:jc w:val="left"/>
+      </w:pPr>
+      <w:r>
+        <w:rPr>
+          <w:color w:val="646464"/>
+          <w:sz w:val="18"/>
+        </w:rPr>
+        <w:t>Title: UPI 8-1-24--VA launches expanded burn pit registry with automatic inclusion for many vets</w:t>
+      </w:r>
+    </w:p>
+    <w:p>
+      <w:pPr>
+        <w:jc w:val="left"/>
+      </w:pPr>
+      <w:r>
+        <w:rPr>
+          <w:color w:val="646464"/>
+          <w:sz w:val="18"/>
+        </w:rPr>
+        <w:t>Topic: Toxic Exposure - MERP | Type: News Articles</w:t>
+      </w:r>
+    </w:p>
+    <w:p>
+      <w:pPr>
+        <w:jc w:val="left"/>
+      </w:pPr>
+      <w:r>
+        <w:rPr>
+          <w:color w:val="646464"/>
+          <w:sz w:val="18"/>
+        </w:rPr>
+        <w:t>Created: 2024-08-02 | By: Richman, Michael (VACO)</w:t>
+      </w:r>
+    </w:p>
+    <w:p>
+      <w:pPr>
+        <w:jc w:val="left"/>
+      </w:pPr>
+      <w:r>
+        <w:rPr>
+          <w:color w:val="646464"/>
+          <w:sz w:val="18"/>
+        </w:rPr>
+        <w:t>Modified: 2024-08-02 | By: Richman, Michael (VACO)</w:t>
+      </w:r>
+    </w:p>
+    <w:p>
+      <w:pPr>
+        <w:jc w:val="left"/>
+      </w:pPr>
+      <w:r>
+        <w:rPr>
+          <w:color w:val="C8C8C8"/>
+          <w:sz w:val="16"/>
+        </w:rPr>
+        <w:t>────────────────────────────────────────────────────────────────────────────────</w:t>
+      </w:r>
+    </w:p>
+    <w:p>
+      <w:pPr>
+        <w:jc w:val="left"/>
+      </w:pPr>
+      <w:r/>
+    </w:p>
+    <w:p>
+      <w:pPr>
+        <w:jc w:val="left"/>
+      </w:pPr>
+      <w:r>
+        <w:rPr>
+          <w:color w:val="646464"/>
+          <w:sz w:val="18"/>
+        </w:rPr>
+        <w:t>Topic: Toxic Exposure - MERP | Type: News Articles</w:t>
+      </w:r>
+    </w:p>
+    <w:p>
+      <w:pPr>
+        <w:jc w:val="left"/>
+      </w:pPr>
+      <w:r>
+        <w:rPr>
+          <w:color w:val="646464"/>
+          <w:sz w:val="18"/>
+        </w:rPr>
+        <w:t>Created: 2024-08-02 | By: Richman, Michael (VACO)</w:t>
+      </w:r>
+    </w:p>
+    <w:p>
+      <w:pPr>
+        <w:jc w:val="left"/>
+      </w:pPr>
+      <w:r>
+        <w:rPr>
+          <w:color w:val="646464"/>
+          <w:sz w:val="18"/>
+        </w:rPr>
+        <w:t>Modified: 2024-08-02 | By: Richman, Michael (VACO)</w:t>
+      </w:r>
+    </w:p>
+    <w:p>
+      <w:pPr>
         <w:spacing w:after="0" w:line="240" w:lineRule="auto"/>
+        <w:jc w:val="left"/>
         <w:rPr>
           <w:rFonts w:ascii="Lato" w:eastAsia="Times New Roman" w:hAnsi="Lato" w:cs="Times New Roman"/>
           <w:caps/>
@@ -17,75 +132,10 @@
       </w:pPr>
       <w:r>
         <w:rPr>
-          <w:rFonts w:ascii="Lato" w:eastAsia="Times New Roman" w:hAnsi="Lato" w:cs="Times New Roman"/>
-          <w:caps/>
-          <w:color w:val="707375"/>
-          <w:kern w:val="0"/>
-          <w:sz w:val="18"/>
-          <w:szCs w:val="18"/>
-          <w14:ligatures w14:val="none"/>
-        </w:rPr>
-        <w:fldChar w:fldCharType="begin"/>
-      </w:r>
-      <w:r>
-        <w:rPr>
-          <w:rFonts w:ascii="Lato" w:eastAsia="Times New Roman" w:hAnsi="Lato" w:cs="Times New Roman"/>
-          <w:caps/>
-          <w:color w:val="707375"/>
-          <w:kern w:val="0"/>
-          <w:sz w:val="18"/>
-          <w:szCs w:val="18"/>
-          <w14:ligatures w14:val="none"/>
-        </w:rPr>
-        <w:instrText>HYPERLINK "https://www.upi.com/Top_News/US/" \o "U.S. News"</w:instrText>
-      </w:r>
-      <w:r>
-        <w:rPr>
-          <w:rFonts w:ascii="Lato" w:eastAsia="Times New Roman" w:hAnsi="Lato" w:cs="Times New Roman"/>
-          <w:caps/>
-          <w:color w:val="707375"/>
-          <w:kern w:val="0"/>
-          <w:sz w:val="18"/>
-          <w:szCs w:val="18"/>
-          <w14:ligatures w14:val="none"/>
-        </w:rPr>
-      </w:r>
-      <w:r>
-        <w:rPr>
-          <w:rFonts w:ascii="Lato" w:eastAsia="Times New Roman" w:hAnsi="Lato" w:cs="Times New Roman"/>
-          <w:caps/>
-          <w:color w:val="707375"/>
-          <w:kern w:val="0"/>
-          <w:sz w:val="18"/>
-          <w:szCs w:val="18"/>
-          <w14:ligatures w14:val="none"/>
-        </w:rPr>
-        <w:fldChar w:fldCharType="separate"/>
-      </w:r>
-      <w:r>
-        <w:rPr>
-          <w:rFonts w:ascii="Lato" w:eastAsia="Times New Roman" w:hAnsi="Lato" w:cs="Times New Roman"/>
-          <w:caps/>
-          <w:color w:val="7A7A7A"/>
-          <w:kern w:val="0"/>
-          <w:sz w:val="18"/>
-          <w:szCs w:val="18"/>
-          <w:u w:val="single"/>
-          <w14:ligatures w14:val="none"/>
-        </w:rPr>
-        <w:t>U.S. NEWS</w:t>
-      </w:r>
-      <w:r>
-        <w:rPr>
-          <w:rFonts w:ascii="Lato" w:eastAsia="Times New Roman" w:hAnsi="Lato" w:cs="Times New Roman"/>
-          <w:caps/>
-          <w:color w:val="707375"/>
-          <w:kern w:val="0"/>
-          <w:sz w:val="18"/>
-          <w:szCs w:val="18"/>
-          <w14:ligatures w14:val="none"/>
-        </w:rPr>
-        <w:fldChar w:fldCharType="end"/>
+          <w:color w:val="C8C8C8"/>
+          <w:sz w:val="16"/>
+        </w:rPr>
+        <w:t>────────────────────────────────────────────────────────────────────────────────</w:t>
       </w:r>
     </w:p>
     <w:p>
@@ -101,18 +151,7 @@
           <w14:ligatures w14:val="none"/>
         </w:rPr>
       </w:pPr>
-      <w:r>
-        <w:rPr>
-          <w:rFonts w:ascii="Lato" w:eastAsia="Times New Roman" w:hAnsi="Lato" w:cs="Times New Roman"/>
-          <w:caps/>
-          <w:color w:val="212529"/>
-          <w:kern w:val="0"/>
-          <w:sz w:val="17"/>
-          <w:szCs w:val="17"/>
-          <w14:ligatures w14:val="none"/>
-        </w:rPr>
-        <w:t> </w:t>
-      </w:r>
+      <w:r/>
     </w:p>
     <w:p>
       <w:pPr>
